--- a/Pipe SMS Platform Documentation.docx
+++ b/Pipe SMS Platform Documentation.docx
@@ -21,14 +21,126 @@
     <w:p/>
     <w:p>
       <w:pPr>
+        <w:rPr>
+          <w:b/>
+          <w:bCs/>
+          <w:u w:val="single"/>
+        </w:rPr>
+      </w:pPr>
+      <w:r>
+        <w:rPr>
+          <w:b/>
+          <w:bCs/>
+          <w:u w:val="single"/>
+        </w:rPr>
+        <w:t>Pipe SMS Web Platform</w:t>
+      </w:r>
+    </w:p>
+    <w:p/>
+    <w:p>
+      <w:r>
+        <w:t>Credentials for Admin</w:t>
+      </w:r>
+    </w:p>
+    <w:p/>
+    <w:p>
+      <w:r>
+        <w:t xml:space="preserve">URL: </w:t>
+      </w:r>
+      <w:hyperlink r:id="rId5" w:history="1">
+        <w:r>
+          <w:rPr>
+            <w:rStyle w:val="Hyperlink"/>
+          </w:rPr>
+          <w:t>https://pipesms.aifrruislabs.com/</w:t>
+        </w:r>
+      </w:hyperlink>
+    </w:p>
+    <w:p>
+      <w:r>
+        <w:t xml:space="preserve">Email: </w:t>
+      </w:r>
+      <w:hyperlink r:id="rId6" w:history="1">
+        <w:r>
+          <w:rPr>
+            <w:rStyle w:val="Hyperlink"/>
+          </w:rPr>
+          <w:t>fabianojumanee@gmail.com</w:t>
+        </w:r>
+      </w:hyperlink>
+    </w:p>
+    <w:p>
+      <w:r>
+        <w:t>Password: asdqwe123</w:t>
+      </w:r>
+    </w:p>
+    <w:p/>
+    <w:p/>
+    <w:p>
+      <w:r>
+        <w:t>Navigate to System Login to Login to Admin Section</w:t>
+      </w:r>
+    </w:p>
+    <w:p/>
+    <w:p>
+      <w:r>
+        <w:drawing>
+          <wp:inline distT="0" distB="0" distL="0" distR="0" wp14:anchorId="10884BC0" wp14:editId="5F88A0B2">
+            <wp:extent cx="5943600" cy="2242820"/>
+            <wp:effectExtent l="0" t="0" r="0" b="5080"/>
+            <wp:docPr id="1" name="Picture 1"/>
+            <wp:cNvGraphicFramePr>
+              <a:graphicFrameLocks xmlns:a="http://schemas.openxmlformats.org/drawingml/2006/main" noChangeAspect="1"/>
+            </wp:cNvGraphicFramePr>
+            <a:graphic xmlns:a="http://schemas.openxmlformats.org/drawingml/2006/main">
+              <a:graphicData uri="http://schemas.openxmlformats.org/drawingml/2006/picture">
+                <pic:pic xmlns:pic="http://schemas.openxmlformats.org/drawingml/2006/picture">
+                  <pic:nvPicPr>
+                    <pic:cNvPr id="1" name=""/>
+                    <pic:cNvPicPr/>
+                  </pic:nvPicPr>
+                  <pic:blipFill>
+                    <a:blip r:embed="rId7"/>
+                    <a:stretch>
+                      <a:fillRect/>
+                    </a:stretch>
+                  </pic:blipFill>
+                  <pic:spPr>
+                    <a:xfrm>
+                      <a:off x="0" y="0"/>
+                      <a:ext cx="5943600" cy="2242820"/>
+                    </a:xfrm>
+                    <a:prstGeom prst="rect">
+                      <a:avLst/>
+                    </a:prstGeom>
+                  </pic:spPr>
+                </pic:pic>
+              </a:graphicData>
+            </a:graphic>
+          </wp:inline>
+        </w:drawing>
+      </w:r>
+      <w:r>
+        <w:t xml:space="preserve"> </w:t>
+      </w:r>
+    </w:p>
+    <w:p/>
+    <w:p/>
+    <w:p>
+      <w:r>
+        <w:t>For Admin Section after login there will be 5 major sections</w:t>
+      </w:r>
+    </w:p>
+    <w:p>
+      <w:pPr>
         <w:pStyle w:val="ListParagraph"/>
         <w:numPr>
           <w:ilvl w:val="0"/>
-          <w:numId w:val="1"/>
+          <w:numId w:val="2"/>
         </w:numPr>
       </w:pPr>
       <w:r>
-        <w:t>Pipe SMS Web Platform</w:t>
+        <w:t>Users</w:t>
       </w:r>
     </w:p>
     <w:p>
@@ -36,11 +148,11 @@
         <w:pStyle w:val="ListParagraph"/>
         <w:numPr>
           <w:ilvl w:val="0"/>
-          <w:numId w:val="1"/>
+          <w:numId w:val="2"/>
         </w:numPr>
       </w:pPr>
       <w:r>
-        <w:t>Pipe SMS Mobile Application</w:t>
+        <w:t>Devices</w:t>
       </w:r>
     </w:p>
     <w:p>
@@ -48,11 +160,11 @@
         <w:pStyle w:val="ListParagraph"/>
         <w:numPr>
           <w:ilvl w:val="0"/>
-          <w:numId w:val="1"/>
+          <w:numId w:val="2"/>
         </w:numPr>
       </w:pPr>
       <w:r>
-        <w:t>System Design</w:t>
+        <w:t>Groups</w:t>
       </w:r>
     </w:p>
     <w:p>
@@ -60,11 +172,11 @@
         <w:pStyle w:val="ListParagraph"/>
         <w:numPr>
           <w:ilvl w:val="0"/>
-          <w:numId w:val="1"/>
+          <w:numId w:val="2"/>
         </w:numPr>
       </w:pPr>
       <w:r>
-        <w:t>Users Module</w:t>
+        <w:t>Contacts</w:t>
       </w:r>
     </w:p>
     <w:p>
@@ -72,23 +184,279 @@
         <w:pStyle w:val="ListParagraph"/>
         <w:numPr>
           <w:ilvl w:val="0"/>
-          <w:numId w:val="1"/>
+          <w:numId w:val="2"/>
         </w:numPr>
       </w:pPr>
       <w:r>
-        <w:t>Groups Module</w:t>
-      </w:r>
-    </w:p>
+        <w:t>Messages</w:t>
+      </w:r>
+    </w:p>
+    <w:p/>
+    <w:p/>
+    <w:p>
+      <w:pPr>
+        <w:rPr>
+          <w:b/>
+          <w:bCs/>
+          <w:u w:val="single"/>
+        </w:rPr>
+      </w:pPr>
+      <w:r>
+        <w:rPr>
+          <w:b/>
+          <w:bCs/>
+          <w:u w:val="single"/>
+        </w:rPr>
+        <w:t>Users</w:t>
+      </w:r>
+    </w:p>
+    <w:p/>
+    <w:p>
+      <w:r>
+        <w:t xml:space="preserve">Here </w:t>
+      </w:r>
+      <w:r>
+        <w:t xml:space="preserve">admin will be able to create other system users. To create a </w:t>
+      </w:r>
+      <w:proofErr w:type="gramStart"/>
+      <w:r>
+        <w:t>user</w:t>
+      </w:r>
+      <w:proofErr w:type="gramEnd"/>
+      <w:r>
+        <w:t xml:space="preserve"> navigate to users section and click new user then fill details and hit submit.</w:t>
+      </w:r>
+    </w:p>
+    <w:p/>
+    <w:p>
+      <w:r>
+        <w:lastRenderedPageBreak/>
+        <w:drawing>
+          <wp:inline distT="0" distB="0" distL="0" distR="0" wp14:anchorId="1D83004A" wp14:editId="5E6F9782">
+            <wp:extent cx="5943600" cy="2179320"/>
+            <wp:effectExtent l="0" t="0" r="0" b="5080"/>
+            <wp:docPr id="2" name="Picture 2"/>
+            <wp:cNvGraphicFramePr>
+              <a:graphicFrameLocks xmlns:a="http://schemas.openxmlformats.org/drawingml/2006/main" noChangeAspect="1"/>
+            </wp:cNvGraphicFramePr>
+            <a:graphic xmlns:a="http://schemas.openxmlformats.org/drawingml/2006/main">
+              <a:graphicData uri="http://schemas.openxmlformats.org/drawingml/2006/picture">
+                <pic:pic xmlns:pic="http://schemas.openxmlformats.org/drawingml/2006/picture">
+                  <pic:nvPicPr>
+                    <pic:cNvPr id="1" name=""/>
+                    <pic:cNvPicPr/>
+                  </pic:nvPicPr>
+                  <pic:blipFill>
+                    <a:blip r:embed="rId8"/>
+                    <a:stretch>
+                      <a:fillRect/>
+                    </a:stretch>
+                  </pic:blipFill>
+                  <pic:spPr>
+                    <a:xfrm>
+                      <a:off x="0" y="0"/>
+                      <a:ext cx="5943600" cy="2179320"/>
+                    </a:xfrm>
+                    <a:prstGeom prst="rect">
+                      <a:avLst/>
+                    </a:prstGeom>
+                  </pic:spPr>
+                </pic:pic>
+              </a:graphicData>
+            </a:graphic>
+          </wp:inline>
+        </w:drawing>
+      </w:r>
+    </w:p>
+    <w:p/>
+    <w:p>
+      <w:r>
+        <w:drawing>
+          <wp:inline distT="0" distB="0" distL="0" distR="0" wp14:anchorId="2631EFB2" wp14:editId="769D85C1">
+            <wp:extent cx="3666653" cy="3685065"/>
+            <wp:effectExtent l="0" t="0" r="3810" b="0"/>
+            <wp:docPr id="3" name="Picture 3"/>
+            <wp:cNvGraphicFramePr>
+              <a:graphicFrameLocks xmlns:a="http://schemas.openxmlformats.org/drawingml/2006/main" noChangeAspect="1"/>
+            </wp:cNvGraphicFramePr>
+            <a:graphic xmlns:a="http://schemas.openxmlformats.org/drawingml/2006/main">
+              <a:graphicData uri="http://schemas.openxmlformats.org/drawingml/2006/picture">
+                <pic:pic xmlns:pic="http://schemas.openxmlformats.org/drawingml/2006/picture">
+                  <pic:nvPicPr>
+                    <pic:cNvPr id="1" name=""/>
+                    <pic:cNvPicPr/>
+                  </pic:nvPicPr>
+                  <pic:blipFill>
+                    <a:blip r:embed="rId9"/>
+                    <a:stretch>
+                      <a:fillRect/>
+                    </a:stretch>
+                  </pic:blipFill>
+                  <pic:spPr>
+                    <a:xfrm>
+                      <a:off x="0" y="0"/>
+                      <a:ext cx="3671822" cy="3690260"/>
+                    </a:xfrm>
+                    <a:prstGeom prst="rect">
+                      <a:avLst/>
+                    </a:prstGeom>
+                  </pic:spPr>
+                </pic:pic>
+              </a:graphicData>
+            </a:graphic>
+          </wp:inline>
+        </w:drawing>
+      </w:r>
+    </w:p>
+    <w:p/>
+    <w:p/>
+    <w:p/>
+    <w:p>
+      <w:pPr>
+        <w:rPr>
+          <w:b/>
+          <w:bCs/>
+          <w:u w:val="single"/>
+        </w:rPr>
+      </w:pPr>
+      <w:r>
+        <w:rPr>
+          <w:b/>
+          <w:bCs/>
+          <w:u w:val="single"/>
+        </w:rPr>
+        <w:t>Devices</w:t>
+      </w:r>
+    </w:p>
+    <w:p>
+      <w:pPr>
+        <w:rPr>
+          <w:b/>
+          <w:bCs/>
+          <w:u w:val="single"/>
+        </w:rPr>
+      </w:pPr>
+    </w:p>
+    <w:p>
+      <w:r>
+        <w:t>Each</w:t>
+      </w:r>
+      <w:r>
+        <w:t xml:space="preserve"> user to send message must have a device in a system so after creating a new user you have to create a device for each user.</w:t>
+      </w:r>
+    </w:p>
+    <w:p/>
+    <w:p>
+      <w:r>
+        <w:t>To create a device, navigate to devices section and hit new device then choose user for the device and hit submit.</w:t>
+      </w:r>
+    </w:p>
+    <w:p/>
+    <w:p>
+      <w:r>
+        <w:lastRenderedPageBreak/>
+        <w:drawing>
+          <wp:inline distT="0" distB="0" distL="0" distR="0" wp14:anchorId="23B01319" wp14:editId="7D757810">
+            <wp:extent cx="5943600" cy="2010410"/>
+            <wp:effectExtent l="0" t="0" r="0" b="0"/>
+            <wp:docPr id="4" name="Picture 4"/>
+            <wp:cNvGraphicFramePr>
+              <a:graphicFrameLocks xmlns:a="http://schemas.openxmlformats.org/drawingml/2006/main" noChangeAspect="1"/>
+            </wp:cNvGraphicFramePr>
+            <a:graphic xmlns:a="http://schemas.openxmlformats.org/drawingml/2006/main">
+              <a:graphicData uri="http://schemas.openxmlformats.org/drawingml/2006/picture">
+                <pic:pic xmlns:pic="http://schemas.openxmlformats.org/drawingml/2006/picture">
+                  <pic:nvPicPr>
+                    <pic:cNvPr id="1" name=""/>
+                    <pic:cNvPicPr/>
+                  </pic:nvPicPr>
+                  <pic:blipFill>
+                    <a:blip r:embed="rId10"/>
+                    <a:stretch>
+                      <a:fillRect/>
+                    </a:stretch>
+                  </pic:blipFill>
+                  <pic:spPr>
+                    <a:xfrm>
+                      <a:off x="0" y="0"/>
+                      <a:ext cx="5943600" cy="2010410"/>
+                    </a:xfrm>
+                    <a:prstGeom prst="rect">
+                      <a:avLst/>
+                    </a:prstGeom>
+                  </pic:spPr>
+                </pic:pic>
+              </a:graphicData>
+            </a:graphic>
+          </wp:inline>
+        </w:drawing>
+      </w:r>
+    </w:p>
+    <w:p/>
+    <w:p>
+      <w:r>
+        <w:drawing>
+          <wp:inline distT="0" distB="0" distL="0" distR="0" wp14:anchorId="2938743B" wp14:editId="3E989441">
+            <wp:extent cx="3658075" cy="3340729"/>
+            <wp:effectExtent l="0" t="0" r="0" b="0"/>
+            <wp:docPr id="5" name="Picture 5"/>
+            <wp:cNvGraphicFramePr>
+              <a:graphicFrameLocks xmlns:a="http://schemas.openxmlformats.org/drawingml/2006/main" noChangeAspect="1"/>
+            </wp:cNvGraphicFramePr>
+            <a:graphic xmlns:a="http://schemas.openxmlformats.org/drawingml/2006/main">
+              <a:graphicData uri="http://schemas.openxmlformats.org/drawingml/2006/picture">
+                <pic:pic xmlns:pic="http://schemas.openxmlformats.org/drawingml/2006/picture">
+                  <pic:nvPicPr>
+                    <pic:cNvPr id="1" name=""/>
+                    <pic:cNvPicPr/>
+                  </pic:nvPicPr>
+                  <pic:blipFill>
+                    <a:blip r:embed="rId11"/>
+                    <a:stretch>
+                      <a:fillRect/>
+                    </a:stretch>
+                  </pic:blipFill>
+                  <pic:spPr>
+                    <a:xfrm>
+                      <a:off x="0" y="0"/>
+                      <a:ext cx="3666066" cy="3348026"/>
+                    </a:xfrm>
+                    <a:prstGeom prst="rect">
+                      <a:avLst/>
+                    </a:prstGeom>
+                  </pic:spPr>
+                </pic:pic>
+              </a:graphicData>
+            </a:graphic>
+          </wp:inline>
+        </w:drawing>
+      </w:r>
+    </w:p>
+    <w:p/>
+    <w:p/>
+    <w:p>
+      <w:r>
+        <w:t xml:space="preserve">After adding a device in devices section, you will see device id. So, provide device id, username as email created in users section and password for the user so they will be able to login to mobile app also they will be able to login to admin section. </w:t>
+      </w:r>
+    </w:p>
+    <w:p/>
+    <w:p/>
+    <w:p>
+      <w:r>
+        <w:t>Created user when logged in to admin section they will be able to see the following.</w:t>
+      </w:r>
+    </w:p>
+    <w:p/>
     <w:p>
       <w:pPr>
         <w:pStyle w:val="ListParagraph"/>
         <w:numPr>
           <w:ilvl w:val="0"/>
-          <w:numId w:val="1"/>
+          <w:numId w:val="4"/>
         </w:numPr>
       </w:pPr>
       <w:r>
-        <w:t>Contacts Module</w:t>
+        <w:t>Groups</w:t>
       </w:r>
     </w:p>
     <w:p>
@@ -96,11 +464,11 @@
         <w:pStyle w:val="ListParagraph"/>
         <w:numPr>
           <w:ilvl w:val="0"/>
-          <w:numId w:val="1"/>
+          <w:numId w:val="4"/>
         </w:numPr>
       </w:pPr>
       <w:r>
-        <w:t>Grouping Contacts Module</w:t>
+        <w:t>Contacts</w:t>
       </w:r>
     </w:p>
     <w:p>
@@ -108,11 +476,269 @@
         <w:pStyle w:val="ListParagraph"/>
         <w:numPr>
           <w:ilvl w:val="0"/>
-          <w:numId w:val="1"/>
+          <w:numId w:val="4"/>
         </w:numPr>
       </w:pPr>
       <w:r>
-        <w:t>Messages Module</w:t>
+        <w:t>Messages</w:t>
+      </w:r>
+    </w:p>
+    <w:p/>
+    <w:p>
+      <w:r>
+        <w:t>The operations for these three modules in admin and these users will be the same.</w:t>
+      </w:r>
+    </w:p>
+    <w:p/>
+    <w:p>
+      <w:pPr>
+        <w:rPr>
+          <w:b/>
+          <w:bCs/>
+          <w:u w:val="single"/>
+        </w:rPr>
+      </w:pPr>
+      <w:r>
+        <w:rPr>
+          <w:b/>
+          <w:bCs/>
+          <w:u w:val="single"/>
+        </w:rPr>
+        <w:t>Groups</w:t>
+      </w:r>
+    </w:p>
+    <w:p/>
+    <w:p>
+      <w:r>
+        <w:t>To</w:t>
+      </w:r>
+      <w:r>
+        <w:t xml:space="preserve"> create a new group, go to Groups section and hit on New Group then fill the form and then submit.</w:t>
+      </w:r>
+    </w:p>
+    <w:p/>
+    <w:p>
+      <w:r>
+        <w:drawing>
+          <wp:inline distT="0" distB="0" distL="0" distR="0" wp14:anchorId="1F316F28" wp14:editId="104CECCA">
+            <wp:extent cx="5943600" cy="2056765"/>
+            <wp:effectExtent l="0" t="0" r="0" b="635"/>
+            <wp:docPr id="6" name="Picture 6"/>
+            <wp:cNvGraphicFramePr>
+              <a:graphicFrameLocks xmlns:a="http://schemas.openxmlformats.org/drawingml/2006/main" noChangeAspect="1"/>
+            </wp:cNvGraphicFramePr>
+            <a:graphic xmlns:a="http://schemas.openxmlformats.org/drawingml/2006/main">
+              <a:graphicData uri="http://schemas.openxmlformats.org/drawingml/2006/picture">
+                <pic:pic xmlns:pic="http://schemas.openxmlformats.org/drawingml/2006/picture">
+                  <pic:nvPicPr>
+                    <pic:cNvPr id="1" name=""/>
+                    <pic:cNvPicPr/>
+                  </pic:nvPicPr>
+                  <pic:blipFill>
+                    <a:blip r:embed="rId12"/>
+                    <a:stretch>
+                      <a:fillRect/>
+                    </a:stretch>
+                  </pic:blipFill>
+                  <pic:spPr>
+                    <a:xfrm>
+                      <a:off x="0" y="0"/>
+                      <a:ext cx="5943600" cy="2056765"/>
+                    </a:xfrm>
+                    <a:prstGeom prst="rect">
+                      <a:avLst/>
+                    </a:prstGeom>
+                  </pic:spPr>
+                </pic:pic>
+              </a:graphicData>
+            </a:graphic>
+          </wp:inline>
+        </w:drawing>
+      </w:r>
+    </w:p>
+    <w:p/>
+    <w:p/>
+    <w:p>
+      <w:r>
+        <w:drawing>
+          <wp:inline distT="0" distB="0" distL="0" distR="0" wp14:anchorId="2345F359" wp14:editId="6B9F15DF">
+            <wp:extent cx="3814391" cy="3060071"/>
+            <wp:effectExtent l="0" t="0" r="0" b="635"/>
+            <wp:docPr id="7" name="Picture 7"/>
+            <wp:cNvGraphicFramePr>
+              <a:graphicFrameLocks xmlns:a="http://schemas.openxmlformats.org/drawingml/2006/main" noChangeAspect="1"/>
+            </wp:cNvGraphicFramePr>
+            <a:graphic xmlns:a="http://schemas.openxmlformats.org/drawingml/2006/main">
+              <a:graphicData uri="http://schemas.openxmlformats.org/drawingml/2006/picture">
+                <pic:pic xmlns:pic="http://schemas.openxmlformats.org/drawingml/2006/picture">
+                  <pic:nvPicPr>
+                    <pic:cNvPr id="1" name=""/>
+                    <pic:cNvPicPr/>
+                  </pic:nvPicPr>
+                  <pic:blipFill>
+                    <a:blip r:embed="rId13"/>
+                    <a:stretch>
+                      <a:fillRect/>
+                    </a:stretch>
+                  </pic:blipFill>
+                  <pic:spPr>
+                    <a:xfrm>
+                      <a:off x="0" y="0"/>
+                      <a:ext cx="3824036" cy="3067809"/>
+                    </a:xfrm>
+                    <a:prstGeom prst="rect">
+                      <a:avLst/>
+                    </a:prstGeom>
+                  </pic:spPr>
+                </pic:pic>
+              </a:graphicData>
+            </a:graphic>
+          </wp:inline>
+        </w:drawing>
+      </w:r>
+    </w:p>
+    <w:p/>
+    <w:p/>
+    <w:p/>
+    <w:p>
+      <w:pPr>
+        <w:rPr>
+          <w:b/>
+          <w:bCs/>
+          <w:u w:val="single"/>
+        </w:rPr>
+      </w:pPr>
+      <w:r>
+        <w:rPr>
+          <w:b/>
+          <w:bCs/>
+          <w:u w:val="single"/>
+        </w:rPr>
+        <w:t>Contacts</w:t>
+      </w:r>
+    </w:p>
+    <w:p/>
+    <w:p>
+      <w:r>
+        <w:t>To create a new contact, go to contacts section then hit new contact and fill the form and then hit submit.</w:t>
+      </w:r>
+    </w:p>
+    <w:p/>
+    <w:p>
+      <w:r>
+        <w:lastRenderedPageBreak/>
+        <w:drawing>
+          <wp:inline distT="0" distB="0" distL="0" distR="0" wp14:anchorId="5A033369" wp14:editId="7B180749">
+            <wp:extent cx="5943600" cy="2001520"/>
+            <wp:effectExtent l="0" t="0" r="0" b="5080"/>
+            <wp:docPr id="8" name="Picture 8"/>
+            <wp:cNvGraphicFramePr>
+              <a:graphicFrameLocks xmlns:a="http://schemas.openxmlformats.org/drawingml/2006/main" noChangeAspect="1"/>
+            </wp:cNvGraphicFramePr>
+            <a:graphic xmlns:a="http://schemas.openxmlformats.org/drawingml/2006/main">
+              <a:graphicData uri="http://schemas.openxmlformats.org/drawingml/2006/picture">
+                <pic:pic xmlns:pic="http://schemas.openxmlformats.org/drawingml/2006/picture">
+                  <pic:nvPicPr>
+                    <pic:cNvPr id="1" name=""/>
+                    <pic:cNvPicPr/>
+                  </pic:nvPicPr>
+                  <pic:blipFill>
+                    <a:blip r:embed="rId14"/>
+                    <a:stretch>
+                      <a:fillRect/>
+                    </a:stretch>
+                  </pic:blipFill>
+                  <pic:spPr>
+                    <a:xfrm>
+                      <a:off x="0" y="0"/>
+                      <a:ext cx="5943600" cy="2001520"/>
+                    </a:xfrm>
+                    <a:prstGeom prst="rect">
+                      <a:avLst/>
+                    </a:prstGeom>
+                  </pic:spPr>
+                </pic:pic>
+              </a:graphicData>
+            </a:graphic>
+          </wp:inline>
+        </w:drawing>
+      </w:r>
+    </w:p>
+    <w:p/>
+    <w:p/>
+    <w:p>
+      <w:r>
+        <w:drawing>
+          <wp:inline distT="0" distB="0" distL="0" distR="0" wp14:anchorId="6BF7E5D1" wp14:editId="5699A5CE">
+            <wp:extent cx="3560978" cy="3567065"/>
+            <wp:effectExtent l="0" t="0" r="0" b="1905"/>
+            <wp:docPr id="9" name="Picture 9"/>
+            <wp:cNvGraphicFramePr>
+              <a:graphicFrameLocks xmlns:a="http://schemas.openxmlformats.org/drawingml/2006/main" noChangeAspect="1"/>
+            </wp:cNvGraphicFramePr>
+            <a:graphic xmlns:a="http://schemas.openxmlformats.org/drawingml/2006/main">
+              <a:graphicData uri="http://schemas.openxmlformats.org/drawingml/2006/picture">
+                <pic:pic xmlns:pic="http://schemas.openxmlformats.org/drawingml/2006/picture">
+                  <pic:nvPicPr>
+                    <pic:cNvPr id="1" name=""/>
+                    <pic:cNvPicPr/>
+                  </pic:nvPicPr>
+                  <pic:blipFill>
+                    <a:blip r:embed="rId15"/>
+                    <a:stretch>
+                      <a:fillRect/>
+                    </a:stretch>
+                  </pic:blipFill>
+                  <pic:spPr>
+                    <a:xfrm>
+                      <a:off x="0" y="0"/>
+                      <a:ext cx="3566969" cy="3573066"/>
+                    </a:xfrm>
+                    <a:prstGeom prst="rect">
+                      <a:avLst/>
+                    </a:prstGeom>
+                  </pic:spPr>
+                </pic:pic>
+              </a:graphicData>
+            </a:graphic>
+          </wp:inline>
+        </w:drawing>
+      </w:r>
+    </w:p>
+    <w:p/>
+    <w:p/>
+    <w:p>
+      <w:pPr>
+        <w:rPr>
+          <w:b/>
+          <w:bCs/>
+          <w:u w:val="single"/>
+        </w:rPr>
+      </w:pPr>
+      <w:r>
+        <w:rPr>
+          <w:b/>
+          <w:bCs/>
+          <w:u w:val="single"/>
+        </w:rPr>
+        <w:t>Messages</w:t>
+      </w:r>
+    </w:p>
+    <w:p>
+      <w:pPr>
+        <w:rPr>
+          <w:b/>
+          <w:bCs/>
+          <w:u w:val="single"/>
+        </w:rPr>
+      </w:pPr>
+    </w:p>
+    <w:p>
+      <w:r>
+        <w:t>There</w:t>
+      </w:r>
+      <w:r>
+        <w:t xml:space="preserve"> are two kinds of messages in the system</w:t>
       </w:r>
     </w:p>
     <w:p>
@@ -120,15 +746,25 @@
         <w:pStyle w:val="ListParagraph"/>
         <w:numPr>
           <w:ilvl w:val="0"/>
-          <w:numId w:val="1"/>
+          <w:numId w:val="5"/>
         </w:numPr>
       </w:pPr>
       <w:r>
-        <w:t>Messages Templating Engine Module</w:t>
-      </w:r>
-    </w:p>
-    <w:p/>
-    <w:p/>
+        <w:t>Single Messages</w:t>
+      </w:r>
+    </w:p>
+    <w:p>
+      <w:pPr>
+        <w:pStyle w:val="ListParagraph"/>
+        <w:numPr>
+          <w:ilvl w:val="0"/>
+          <w:numId w:val="5"/>
+        </w:numPr>
+      </w:pPr>
+      <w:r>
+        <w:t>Group Messages</w:t>
+      </w:r>
+    </w:p>
     <w:p/>
     <w:p>
       <w:pPr>
@@ -138,13 +774,785 @@
           <w:u w:val="single"/>
         </w:rPr>
       </w:pPr>
-      <w:r>
+    </w:p>
+    <w:p>
+      <w:pPr>
         <w:rPr>
           <w:b/>
           <w:bCs/>
           <w:u w:val="single"/>
         </w:rPr>
-        <w:t>Pipe SMS Web Platform</w:t>
+      </w:pPr>
+    </w:p>
+    <w:p>
+      <w:pPr>
+        <w:rPr>
+          <w:b/>
+          <w:bCs/>
+          <w:u w:val="single"/>
+        </w:rPr>
+      </w:pPr>
+    </w:p>
+    <w:p>
+      <w:pPr>
+        <w:rPr>
+          <w:b/>
+          <w:bCs/>
+          <w:u w:val="single"/>
+        </w:rPr>
+      </w:pPr>
+    </w:p>
+    <w:p>
+      <w:pPr>
+        <w:rPr>
+          <w:b/>
+          <w:bCs/>
+          <w:u w:val="single"/>
+        </w:rPr>
+      </w:pPr>
+      <w:r>
+        <w:rPr>
+          <w:b/>
+          <w:bCs/>
+          <w:u w:val="single"/>
+        </w:rPr>
+        <w:lastRenderedPageBreak/>
+        <w:t>Single Messages</w:t>
+      </w:r>
+    </w:p>
+    <w:p/>
+    <w:p>
+      <w:r>
+        <w:t>To send</w:t>
+      </w:r>
+      <w:r>
+        <w:t xml:space="preserve"> single messages go to messages section then hit New single message button and choose phone contact and put message contact and click submit.</w:t>
+      </w:r>
+    </w:p>
+    <w:p/>
+    <w:p>
+      <w:r>
+        <w:drawing>
+          <wp:inline distT="0" distB="0" distL="0" distR="0" wp14:anchorId="1AE8D565" wp14:editId="0DD6112A">
+            <wp:extent cx="5432079" cy="1837389"/>
+            <wp:effectExtent l="0" t="0" r="3810" b="4445"/>
+            <wp:docPr id="10" name="Picture 10"/>
+            <wp:cNvGraphicFramePr>
+              <a:graphicFrameLocks xmlns:a="http://schemas.openxmlformats.org/drawingml/2006/main" noChangeAspect="1"/>
+            </wp:cNvGraphicFramePr>
+            <a:graphic xmlns:a="http://schemas.openxmlformats.org/drawingml/2006/main">
+              <a:graphicData uri="http://schemas.openxmlformats.org/drawingml/2006/picture">
+                <pic:pic xmlns:pic="http://schemas.openxmlformats.org/drawingml/2006/picture">
+                  <pic:nvPicPr>
+                    <pic:cNvPr id="1" name=""/>
+                    <pic:cNvPicPr/>
+                  </pic:nvPicPr>
+                  <pic:blipFill>
+                    <a:blip r:embed="rId16"/>
+                    <a:stretch>
+                      <a:fillRect/>
+                    </a:stretch>
+                  </pic:blipFill>
+                  <pic:spPr>
+                    <a:xfrm>
+                      <a:off x="0" y="0"/>
+                      <a:ext cx="5451627" cy="1844001"/>
+                    </a:xfrm>
+                    <a:prstGeom prst="rect">
+                      <a:avLst/>
+                    </a:prstGeom>
+                  </pic:spPr>
+                </pic:pic>
+              </a:graphicData>
+            </a:graphic>
+          </wp:inline>
+        </w:drawing>
+      </w:r>
+    </w:p>
+    <w:p/>
+    <w:p>
+      <w:r>
+        <w:drawing>
+          <wp:inline distT="0" distB="0" distL="0" distR="0" wp14:anchorId="58BD0401" wp14:editId="586E3380">
+            <wp:extent cx="3657600" cy="2610338"/>
+            <wp:effectExtent l="0" t="0" r="0" b="6350"/>
+            <wp:docPr id="11" name="Picture 11"/>
+            <wp:cNvGraphicFramePr>
+              <a:graphicFrameLocks xmlns:a="http://schemas.openxmlformats.org/drawingml/2006/main" noChangeAspect="1"/>
+            </wp:cNvGraphicFramePr>
+            <a:graphic xmlns:a="http://schemas.openxmlformats.org/drawingml/2006/main">
+              <a:graphicData uri="http://schemas.openxmlformats.org/drawingml/2006/picture">
+                <pic:pic xmlns:pic="http://schemas.openxmlformats.org/drawingml/2006/picture">
+                  <pic:nvPicPr>
+                    <pic:cNvPr id="1" name=""/>
+                    <pic:cNvPicPr/>
+                  </pic:nvPicPr>
+                  <pic:blipFill>
+                    <a:blip r:embed="rId17"/>
+                    <a:stretch>
+                      <a:fillRect/>
+                    </a:stretch>
+                  </pic:blipFill>
+                  <pic:spPr>
+                    <a:xfrm>
+                      <a:off x="0" y="0"/>
+                      <a:ext cx="3670949" cy="2619865"/>
+                    </a:xfrm>
+                    <a:prstGeom prst="rect">
+                      <a:avLst/>
+                    </a:prstGeom>
+                  </pic:spPr>
+                </pic:pic>
+              </a:graphicData>
+            </a:graphic>
+          </wp:inline>
+        </w:drawing>
+      </w:r>
+    </w:p>
+    <w:p/>
+    <w:p/>
+    <w:p>
+      <w:pPr>
+        <w:rPr>
+          <w:b/>
+          <w:bCs/>
+          <w:u w:val="single"/>
+        </w:rPr>
+      </w:pPr>
+      <w:r>
+        <w:rPr>
+          <w:b/>
+          <w:bCs/>
+          <w:u w:val="single"/>
+        </w:rPr>
+        <w:t>Group</w:t>
+      </w:r>
+      <w:r>
+        <w:rPr>
+          <w:b/>
+          <w:bCs/>
+          <w:u w:val="single"/>
+        </w:rPr>
+        <w:t xml:space="preserve"> Messages</w:t>
+      </w:r>
+    </w:p>
+    <w:p>
+      <w:pPr>
+        <w:rPr>
+          <w:b/>
+          <w:bCs/>
+          <w:u w:val="single"/>
+        </w:rPr>
+      </w:pPr>
+    </w:p>
+    <w:p>
+      <w:r>
+        <w:t>To send</w:t>
+      </w:r>
+      <w:r>
+        <w:t xml:space="preserve"> </w:t>
+      </w:r>
+      <w:r>
+        <w:t>group</w:t>
+      </w:r>
+      <w:r>
+        <w:t xml:space="preserve"> messages go to messages section then hit New </w:t>
+      </w:r>
+      <w:r>
+        <w:t xml:space="preserve">Group </w:t>
+      </w:r>
+      <w:r>
+        <w:t xml:space="preserve">message button and choose </w:t>
+      </w:r>
+      <w:r>
+        <w:t>group name</w:t>
+      </w:r>
+      <w:r>
+        <w:t xml:space="preserve"> and put message contact and click submit.</w:t>
+      </w:r>
+    </w:p>
+    <w:p>
+      <w:r>
+        <w:drawing>
+          <wp:inline distT="0" distB="0" distL="0" distR="0" wp14:anchorId="0A89D9BA" wp14:editId="6632B2BF">
+            <wp:extent cx="5943600" cy="1539089"/>
+            <wp:effectExtent l="0" t="0" r="0" b="0"/>
+            <wp:docPr id="12" name="Picture 12"/>
+            <wp:cNvGraphicFramePr>
+              <a:graphicFrameLocks xmlns:a="http://schemas.openxmlformats.org/drawingml/2006/main" noChangeAspect="1"/>
+            </wp:cNvGraphicFramePr>
+            <a:graphic xmlns:a="http://schemas.openxmlformats.org/drawingml/2006/main">
+              <a:graphicData uri="http://schemas.openxmlformats.org/drawingml/2006/picture">
+                <pic:pic xmlns:pic="http://schemas.openxmlformats.org/drawingml/2006/picture">
+                  <pic:nvPicPr>
+                    <pic:cNvPr id="1" name=""/>
+                    <pic:cNvPicPr/>
+                  </pic:nvPicPr>
+                  <pic:blipFill>
+                    <a:blip r:embed="rId18"/>
+                    <a:stretch>
+                      <a:fillRect/>
+                    </a:stretch>
+                  </pic:blipFill>
+                  <pic:spPr>
+                    <a:xfrm>
+                      <a:off x="0" y="0"/>
+                      <a:ext cx="5958299" cy="1542895"/>
+                    </a:xfrm>
+                    <a:prstGeom prst="rect">
+                      <a:avLst/>
+                    </a:prstGeom>
+                  </pic:spPr>
+                </pic:pic>
+              </a:graphicData>
+            </a:graphic>
+          </wp:inline>
+        </w:drawing>
+      </w:r>
+    </w:p>
+    <w:p>
+      <w:r>
+        <w:lastRenderedPageBreak/>
+        <w:drawing>
+          <wp:inline distT="0" distB="0" distL="0" distR="0" wp14:anchorId="4F9548B6" wp14:editId="79BD323D">
+            <wp:extent cx="3994460" cy="3123446"/>
+            <wp:effectExtent l="0" t="0" r="0" b="1270"/>
+            <wp:docPr id="13" name="Picture 13"/>
+            <wp:cNvGraphicFramePr>
+              <a:graphicFrameLocks xmlns:a="http://schemas.openxmlformats.org/drawingml/2006/main" noChangeAspect="1"/>
+            </wp:cNvGraphicFramePr>
+            <a:graphic xmlns:a="http://schemas.openxmlformats.org/drawingml/2006/main">
+              <a:graphicData uri="http://schemas.openxmlformats.org/drawingml/2006/picture">
+                <pic:pic xmlns:pic="http://schemas.openxmlformats.org/drawingml/2006/picture">
+                  <pic:nvPicPr>
+                    <pic:cNvPr id="1" name=""/>
+                    <pic:cNvPicPr/>
+                  </pic:nvPicPr>
+                  <pic:blipFill>
+                    <a:blip r:embed="rId19"/>
+                    <a:stretch>
+                      <a:fillRect/>
+                    </a:stretch>
+                  </pic:blipFill>
+                  <pic:spPr>
+                    <a:xfrm>
+                      <a:off x="0" y="0"/>
+                      <a:ext cx="4002211" cy="3129507"/>
+                    </a:xfrm>
+                    <a:prstGeom prst="rect">
+                      <a:avLst/>
+                    </a:prstGeom>
+                  </pic:spPr>
+                </pic:pic>
+              </a:graphicData>
+            </a:graphic>
+          </wp:inline>
+        </w:drawing>
+      </w:r>
+    </w:p>
+    <w:p/>
+    <w:p>
+      <w:pPr>
+        <w:rPr>
+          <w:b/>
+          <w:bCs/>
+          <w:u w:val="single"/>
+        </w:rPr>
+      </w:pPr>
+    </w:p>
+    <w:p>
+      <w:pPr>
+        <w:rPr>
+          <w:b/>
+          <w:bCs/>
+          <w:u w:val="single"/>
+        </w:rPr>
+      </w:pPr>
+      <w:r>
+        <w:rPr>
+          <w:b/>
+          <w:bCs/>
+          <w:u w:val="single"/>
+        </w:rPr>
+        <w:t>Messaging Template</w:t>
+      </w:r>
+    </w:p>
+    <w:p/>
+    <w:p>
+      <w:r>
+        <w:t>Messaging</w:t>
+      </w:r>
+      <w:r>
+        <w:t xml:space="preserve"> template helps you to specify things likes </w:t>
+      </w:r>
+      <w:proofErr w:type="spellStart"/>
+      <w:r>
+        <w:t>firstname</w:t>
+      </w:r>
+      <w:proofErr w:type="spellEnd"/>
+      <w:r>
+        <w:t xml:space="preserve">, </w:t>
+      </w:r>
+      <w:proofErr w:type="spellStart"/>
+      <w:r>
+        <w:t>lastname</w:t>
+      </w:r>
+      <w:proofErr w:type="spellEnd"/>
+      <w:r>
+        <w:t xml:space="preserve"> and phone number.</w:t>
+      </w:r>
+    </w:p>
+    <w:p/>
+    <w:p>
+      <w:r>
+        <w:t xml:space="preserve">Phone Contact First Name </w:t>
+      </w:r>
+      <w:r>
+        <w:sym w:font="Wingdings" w:char="F0E0"/>
+      </w:r>
+      <w:r>
+        <w:t xml:space="preserve"> _</w:t>
+      </w:r>
+      <w:proofErr w:type="spellStart"/>
+      <w:r>
+        <w:t>first_name</w:t>
+      </w:r>
+      <w:proofErr w:type="spellEnd"/>
+    </w:p>
+    <w:p>
+      <w:r>
+        <w:t xml:space="preserve">Phone Contact Last Name </w:t>
+      </w:r>
+      <w:r>
+        <w:sym w:font="Wingdings" w:char="F0E0"/>
+      </w:r>
+      <w:r>
+        <w:t xml:space="preserve"> _</w:t>
+      </w:r>
+      <w:proofErr w:type="spellStart"/>
+      <w:r>
+        <w:t>last_name</w:t>
+      </w:r>
+      <w:proofErr w:type="spellEnd"/>
+    </w:p>
+    <w:p>
+      <w:r>
+        <w:t xml:space="preserve">Phone Contact Phone Number </w:t>
+      </w:r>
+      <w:r>
+        <w:sym w:font="Wingdings" w:char="F0E0"/>
+      </w:r>
+      <w:r>
+        <w:t xml:space="preserve"> _</w:t>
+      </w:r>
+      <w:proofErr w:type="spellStart"/>
+      <w:r>
+        <w:t>phone_number</w:t>
+      </w:r>
+      <w:proofErr w:type="spellEnd"/>
+    </w:p>
+    <w:p/>
+    <w:p/>
+    <w:p>
+      <w:proofErr w:type="gramStart"/>
+      <w:r>
+        <w:t>So</w:t>
+      </w:r>
+      <w:proofErr w:type="gramEnd"/>
+      <w:r>
+        <w:t xml:space="preserve"> example for this message “Hello _</w:t>
+      </w:r>
+      <w:proofErr w:type="spellStart"/>
+      <w:r>
+        <w:t>first_name</w:t>
+      </w:r>
+      <w:proofErr w:type="spellEnd"/>
+      <w:r>
+        <w:t xml:space="preserve"> _</w:t>
+      </w:r>
+      <w:proofErr w:type="spellStart"/>
+      <w:r>
+        <w:t>last_name</w:t>
+      </w:r>
+      <w:proofErr w:type="spellEnd"/>
+      <w:r>
+        <w:t xml:space="preserve"> </w:t>
+      </w:r>
+      <w:proofErr w:type="spellStart"/>
+      <w:r>
+        <w:t>Tunaomba</w:t>
+      </w:r>
+      <w:proofErr w:type="spellEnd"/>
+      <w:r>
+        <w:t xml:space="preserve"> </w:t>
+      </w:r>
+      <w:proofErr w:type="spellStart"/>
+      <w:r>
+        <w:t>uwasilishe</w:t>
+      </w:r>
+      <w:proofErr w:type="spellEnd"/>
+      <w:r>
+        <w:t xml:space="preserve"> </w:t>
+      </w:r>
+      <w:proofErr w:type="spellStart"/>
+      <w:r>
+        <w:t>mchango</w:t>
+      </w:r>
+      <w:proofErr w:type="spellEnd"/>
+      <w:r>
+        <w:t xml:space="preserve"> </w:t>
+      </w:r>
+      <w:proofErr w:type="spellStart"/>
+      <w:r>
+        <w:t>kupitia</w:t>
+      </w:r>
+      <w:proofErr w:type="spellEnd"/>
+      <w:r>
+        <w:t xml:space="preserve"> </w:t>
+      </w:r>
+      <w:proofErr w:type="spellStart"/>
+      <w:r>
+        <w:t>namba</w:t>
+      </w:r>
+      <w:proofErr w:type="spellEnd"/>
+      <w:r>
+        <w:t xml:space="preserve"> </w:t>
+      </w:r>
+      <w:proofErr w:type="spellStart"/>
+      <w:r>
+        <w:t>yako</w:t>
+      </w:r>
+      <w:proofErr w:type="spellEnd"/>
+      <w:r>
+        <w:t xml:space="preserve"> </w:t>
+      </w:r>
+      <w:proofErr w:type="spellStart"/>
+      <w:r>
+        <w:t>ya</w:t>
+      </w:r>
+      <w:proofErr w:type="spellEnd"/>
+      <w:r>
+        <w:t xml:space="preserve"> _</w:t>
+      </w:r>
+      <w:proofErr w:type="spellStart"/>
+      <w:r>
+        <w:t>phone_number</w:t>
+      </w:r>
+      <w:proofErr w:type="spellEnd"/>
+      <w:r>
+        <w:t>”</w:t>
+      </w:r>
+    </w:p>
+    <w:p/>
+    <w:p>
+      <w:r>
+        <w:t xml:space="preserve">It will </w:t>
+      </w:r>
+      <w:proofErr w:type="gramStart"/>
+      <w:r>
+        <w:t>looks</w:t>
+      </w:r>
+      <w:proofErr w:type="gramEnd"/>
+      <w:r>
+        <w:t xml:space="preserve"> as this for User “John Doe 0712100100”</w:t>
+      </w:r>
+    </w:p>
+    <w:p/>
+    <w:p>
+      <w:r>
+        <w:t>Hello John Doe</w:t>
+      </w:r>
+      <w:r>
+        <w:t xml:space="preserve"> </w:t>
+      </w:r>
+      <w:proofErr w:type="spellStart"/>
+      <w:r>
+        <w:t>Tunaomba</w:t>
+      </w:r>
+      <w:proofErr w:type="spellEnd"/>
+      <w:r>
+        <w:t xml:space="preserve"> </w:t>
+      </w:r>
+      <w:proofErr w:type="spellStart"/>
+      <w:r>
+        <w:t>uwasilishe</w:t>
+      </w:r>
+      <w:proofErr w:type="spellEnd"/>
+      <w:r>
+        <w:t xml:space="preserve"> </w:t>
+      </w:r>
+      <w:proofErr w:type="spellStart"/>
+      <w:r>
+        <w:t>mchango</w:t>
+      </w:r>
+      <w:proofErr w:type="spellEnd"/>
+      <w:r>
+        <w:t xml:space="preserve"> </w:t>
+      </w:r>
+      <w:proofErr w:type="spellStart"/>
+      <w:r>
+        <w:t>kupitia</w:t>
+      </w:r>
+      <w:proofErr w:type="spellEnd"/>
+      <w:r>
+        <w:t xml:space="preserve"> </w:t>
+      </w:r>
+      <w:proofErr w:type="spellStart"/>
+      <w:r>
+        <w:t>namba</w:t>
+      </w:r>
+      <w:proofErr w:type="spellEnd"/>
+      <w:r>
+        <w:t xml:space="preserve"> </w:t>
+      </w:r>
+      <w:proofErr w:type="spellStart"/>
+      <w:r>
+        <w:t>yako</w:t>
+      </w:r>
+      <w:proofErr w:type="spellEnd"/>
+      <w:r>
+        <w:t xml:space="preserve"> </w:t>
+      </w:r>
+      <w:proofErr w:type="spellStart"/>
+      <w:r>
+        <w:t>ya</w:t>
+      </w:r>
+      <w:proofErr w:type="spellEnd"/>
+      <w:r>
+        <w:t xml:space="preserve"> 0712100100</w:t>
+      </w:r>
+    </w:p>
+    <w:p/>
+    <w:p>
+      <w:pPr>
+        <w:rPr>
+          <w:b/>
+          <w:bCs/>
+          <w:u w:val="single"/>
+        </w:rPr>
+      </w:pPr>
+    </w:p>
+    <w:p>
+      <w:pPr>
+        <w:rPr>
+          <w:b/>
+          <w:bCs/>
+          <w:u w:val="single"/>
+        </w:rPr>
+      </w:pPr>
+      <w:r>
+        <w:rPr>
+          <w:b/>
+          <w:bCs/>
+          <w:u w:val="single"/>
+        </w:rPr>
+        <w:t>Mobile App Connection</w:t>
+      </w:r>
+    </w:p>
+    <w:p/>
+    <w:p>
+      <w:r>
+        <w:t>To sen</w:t>
+      </w:r>
+      <w:r>
+        <w:t>d messages outside you have to connect the mobile app to the system by following the following steps.</w:t>
+      </w:r>
+    </w:p>
+    <w:p/>
+    <w:p>
+      <w:pPr>
+        <w:pStyle w:val="ListParagraph"/>
+        <w:numPr>
+          <w:ilvl w:val="0"/>
+          <w:numId w:val="7"/>
+        </w:numPr>
+      </w:pPr>
+      <w:r>
+        <w:t xml:space="preserve">Install Mobile App from provided </w:t>
+      </w:r>
+      <w:proofErr w:type="spellStart"/>
+      <w:r>
+        <w:t>apk</w:t>
+      </w:r>
+      <w:proofErr w:type="spellEnd"/>
+    </w:p>
+    <w:p>
+      <w:pPr>
+        <w:pStyle w:val="ListParagraph"/>
+        <w:numPr>
+          <w:ilvl w:val="0"/>
+          <w:numId w:val="7"/>
+        </w:numPr>
+      </w:pPr>
+      <w:r>
+        <w:t>Login to the application by using device id, email and password as created in the admin area</w:t>
+      </w:r>
+    </w:p>
+    <w:p>
+      <w:pPr>
+        <w:pStyle w:val="ListParagraph"/>
+        <w:numPr>
+          <w:ilvl w:val="0"/>
+          <w:numId w:val="7"/>
+        </w:numPr>
+      </w:pPr>
+      <w:r>
+        <w:lastRenderedPageBreak/>
+        <w:t>After logging it the mobile app will start scanning the messages from the system and send them accordingly. After messages have been sent the mobile app will update the system on sent status not only that but also when the delivery reports have been received. So, you must enable in your phone to receive delivery reports if it’s not enabled.</w:t>
+      </w:r>
+    </w:p>
+    <w:p>
+      <w:pPr>
+        <w:pStyle w:val="ListParagraph"/>
+      </w:pPr>
+    </w:p>
+    <w:p>
+      <w:pPr>
+        <w:pStyle w:val="ListParagraph"/>
+      </w:pPr>
+      <w:r>
+        <w:rPr>
+          <w:noProof/>
+        </w:rPr>
+        <w:drawing>
+          <wp:inline distT="0" distB="0" distL="0" distR="0">
+            <wp:extent cx="1305378" cy="2900839"/>
+            <wp:effectExtent l="0" t="0" r="3175" b="0"/>
+            <wp:docPr id="14" name="Picture 14"/>
+            <wp:cNvGraphicFramePr>
+              <a:graphicFrameLocks xmlns:a="http://schemas.openxmlformats.org/drawingml/2006/main" noChangeAspect="1"/>
+            </wp:cNvGraphicFramePr>
+            <a:graphic xmlns:a="http://schemas.openxmlformats.org/drawingml/2006/main">
+              <a:graphicData uri="http://schemas.openxmlformats.org/drawingml/2006/picture">
+                <pic:pic xmlns:pic="http://schemas.openxmlformats.org/drawingml/2006/picture">
+                  <pic:nvPicPr>
+                    <pic:cNvPr id="14" name="Picture 14"/>
+                    <pic:cNvPicPr/>
+                  </pic:nvPicPr>
+                  <pic:blipFill>
+                    <a:blip r:embed="rId20" cstate="print">
+                      <a:extLst>
+                        <a:ext uri="{28A0092B-C50C-407E-A947-70E740481C1C}">
+                          <a14:useLocalDpi xmlns:a14="http://schemas.microsoft.com/office/drawing/2010/main" val="0"/>
+                        </a:ext>
+                      </a:extLst>
+                    </a:blip>
+                    <a:stretch>
+                      <a:fillRect/>
+                    </a:stretch>
+                  </pic:blipFill>
+                  <pic:spPr>
+                    <a:xfrm>
+                      <a:off x="0" y="0"/>
+                      <a:ext cx="1316095" cy="2924654"/>
+                    </a:xfrm>
+                    <a:prstGeom prst="rect">
+                      <a:avLst/>
+                    </a:prstGeom>
+                  </pic:spPr>
+                </pic:pic>
+              </a:graphicData>
+            </a:graphic>
+          </wp:inline>
+        </w:drawing>
+      </w:r>
+      <w:r>
+        <w:t xml:space="preserve">    </w:t>
+      </w:r>
+      <w:r>
+        <w:rPr>
+          <w:noProof/>
+        </w:rPr>
+        <w:drawing>
+          <wp:inline distT="0" distB="0" distL="0" distR="0" wp14:anchorId="5358C63D" wp14:editId="0FBA00FB">
+            <wp:extent cx="1580156" cy="3511456"/>
+            <wp:effectExtent l="0" t="0" r="0" b="0"/>
+            <wp:docPr id="15" name="Picture 15"/>
+            <wp:cNvGraphicFramePr>
+              <a:graphicFrameLocks xmlns:a="http://schemas.openxmlformats.org/drawingml/2006/main" noChangeAspect="1"/>
+            </wp:cNvGraphicFramePr>
+            <a:graphic xmlns:a="http://schemas.openxmlformats.org/drawingml/2006/main">
+              <a:graphicData uri="http://schemas.openxmlformats.org/drawingml/2006/picture">
+                <pic:pic xmlns:pic="http://schemas.openxmlformats.org/drawingml/2006/picture">
+                  <pic:nvPicPr>
+                    <pic:cNvPr id="15" name="Picture 15"/>
+                    <pic:cNvPicPr/>
+                  </pic:nvPicPr>
+                  <pic:blipFill>
+                    <a:blip r:embed="rId21" cstate="print">
+                      <a:extLst>
+                        <a:ext uri="{28A0092B-C50C-407E-A947-70E740481C1C}">
+                          <a14:useLocalDpi xmlns:a14="http://schemas.microsoft.com/office/drawing/2010/main" val="0"/>
+                        </a:ext>
+                      </a:extLst>
+                    </a:blip>
+                    <a:stretch>
+                      <a:fillRect/>
+                    </a:stretch>
+                  </pic:blipFill>
+                  <pic:spPr>
+                    <a:xfrm>
+                      <a:off x="0" y="0"/>
+                      <a:ext cx="1593917" cy="3542037"/>
+                    </a:xfrm>
+                    <a:prstGeom prst="rect">
+                      <a:avLst/>
+                    </a:prstGeom>
+                  </pic:spPr>
+                </pic:pic>
+              </a:graphicData>
+            </a:graphic>
+          </wp:inline>
+        </w:drawing>
+      </w:r>
+      <w:r>
+        <w:t xml:space="preserve">  </w:t>
+      </w:r>
+      <w:r>
+        <w:rPr>
+          <w:noProof/>
+        </w:rPr>
+        <w:drawing>
+          <wp:inline distT="0" distB="0" distL="0" distR="0" wp14:anchorId="2BEA1FB5" wp14:editId="4FCF2CA2">
+            <wp:extent cx="2098141" cy="4662535"/>
+            <wp:effectExtent l="0" t="0" r="0" b="0"/>
+            <wp:docPr id="16" name="Picture 16"/>
+            <wp:cNvGraphicFramePr>
+              <a:graphicFrameLocks xmlns:a="http://schemas.openxmlformats.org/drawingml/2006/main" noChangeAspect="1"/>
+            </wp:cNvGraphicFramePr>
+            <a:graphic xmlns:a="http://schemas.openxmlformats.org/drawingml/2006/main">
+              <a:graphicData uri="http://schemas.openxmlformats.org/drawingml/2006/picture">
+                <pic:pic xmlns:pic="http://schemas.openxmlformats.org/drawingml/2006/picture">
+                  <pic:nvPicPr>
+                    <pic:cNvPr id="16" name="Picture 16"/>
+                    <pic:cNvPicPr/>
+                  </pic:nvPicPr>
+                  <pic:blipFill>
+                    <a:blip r:embed="rId22">
+                      <a:extLst>
+                        <a:ext uri="{28A0092B-C50C-407E-A947-70E740481C1C}">
+                          <a14:useLocalDpi xmlns:a14="http://schemas.microsoft.com/office/drawing/2010/main" val="0"/>
+                        </a:ext>
+                      </a:extLst>
+                    </a:blip>
+                    <a:stretch>
+                      <a:fillRect/>
+                    </a:stretch>
+                  </pic:blipFill>
+                  <pic:spPr>
+                    <a:xfrm>
+                      <a:off x="0" y="0"/>
+                      <a:ext cx="2103366" cy="4674146"/>
+                    </a:xfrm>
+                    <a:prstGeom prst="rect">
+                      <a:avLst/>
+                    </a:prstGeom>
+                  </pic:spPr>
+                </pic:pic>
+              </a:graphicData>
+            </a:graphic>
+          </wp:inline>
+        </w:drawing>
       </w:r>
     </w:p>
     <w:p/>
@@ -162,6 +1570,273 @@
 <file path=word/numbering.xml><?xml version="1.0" encoding="utf-8"?>
 <w:numbering xmlns:wpc="http://schemas.microsoft.com/office/word/2010/wordprocessingCanvas" xmlns:cx="http://schemas.microsoft.com/office/drawing/2014/chartex" xmlns:cx1="http://schemas.microsoft.com/office/drawing/2015/9/8/chartex" xmlns:cx2="http://schemas.microsoft.com/office/drawing/2015/10/21/chartex" xmlns:cx3="http://schemas.microsoft.com/office/drawing/2016/5/9/chartex" xmlns:cx4="http://schemas.microsoft.com/office/drawing/2016/5/10/chartex" xmlns:cx5="http://schemas.microsoft.com/office/drawing/2016/5/11/chartex" xmlns:cx6="http://schemas.microsoft.com/office/drawing/2016/5/12/chartex" xmlns:cx7="http://schemas.microsoft.com/office/drawing/2016/5/13/chartex" xmlns:cx8="http://schemas.microsoft.com/office/drawing/2016/5/14/chartex" xmlns:mc="http://schemas.openxmlformats.org/markup-compatibility/2006" xmlns:aink="http://schemas.microsoft.com/office/drawing/2016/ink" xmlns:am3d="http://schemas.microsoft.com/office/drawing/2017/model3d" xmlns:o="urn:schemas-microsoft-com:office:office" xmlns:oel="http://schemas.microsoft.com/office/2019/extlst" xmlns:r="http://schemas.openxmlformats.org/officeDocument/2006/relationships" xmlns:m="http://schemas.openxmlformats.org/officeDocument/2006/math" xmlns:v="urn:schemas-microsoft-com:vml" xmlns:wp14="http://schemas.microsoft.com/office/word/2010/wordprocessingDrawing" xmlns:wp="http://schemas.openxmlformats.org/drawingml/2006/wordprocessingDrawing" xmlns:w10="urn:schemas-microsoft-com:office:word" xmlns:w="http://schemas.openxmlformats.org/wordprocessingml/2006/main" xmlns:w14="http://schemas.microsoft.com/office/word/2010/wordml" xmlns:w15="http://schemas.microsoft.com/office/word/2012/wordml" xmlns:w16cex="http://schemas.microsoft.com/office/word/2018/wordml/cex" xmlns:w16cid="http://schemas.microsoft.com/office/word/2016/wordml/cid" xmlns:w16="http://schemas.microsoft.com/office/word/2018/wordml" xmlns:w16sdtdh="http://schemas.microsoft.com/office/word/2020/wordml/sdtdatahash" xmlns:w16se="http://schemas.microsoft.com/office/word/2015/wordml/symex" xmlns:wpg="http://schemas.microsoft.com/office/word/2010/wordprocessingGroup" xmlns:wpi="http://schemas.microsoft.com/office/word/2010/wordprocessingInk" xmlns:wne="http://schemas.microsoft.com/office/word/2006/wordml" xmlns:wps="http://schemas.microsoft.com/office/word/2010/wordprocessingShape" mc:Ignorable="w14 w15 w16se w16cid w16 w16cex w16sdtdh wp14">
   <w:abstractNum w:abstractNumId="0" w15:restartNumberingAfterBreak="0">
+    <w:nsid w:val="2AC61FD1"/>
+    <w:multiLevelType w:val="hybridMultilevel"/>
+    <w:tmpl w:val="FE1C1874"/>
+    <w:lvl w:ilvl="0" w:tplc="E2C689EE">
+      <w:start w:val="1"/>
+      <w:numFmt w:val="decimal"/>
+      <w:lvlText w:val="%1."/>
+      <w:lvlJc w:val="left"/>
+      <w:pPr>
+        <w:ind w:left="1080" w:hanging="360"/>
+      </w:pPr>
+      <w:rPr>
+        <w:rFonts w:hint="default"/>
+      </w:rPr>
+    </w:lvl>
+    <w:lvl w:ilvl="1" w:tplc="04090019" w:tentative="1">
+      <w:start w:val="1"/>
+      <w:numFmt w:val="lowerLetter"/>
+      <w:lvlText w:val="%2."/>
+      <w:lvlJc w:val="left"/>
+      <w:pPr>
+        <w:ind w:left="1800" w:hanging="360"/>
+      </w:pPr>
+    </w:lvl>
+    <w:lvl w:ilvl="2" w:tplc="0409001B" w:tentative="1">
+      <w:start w:val="1"/>
+      <w:numFmt w:val="lowerRoman"/>
+      <w:lvlText w:val="%3."/>
+      <w:lvlJc w:val="right"/>
+      <w:pPr>
+        <w:ind w:left="2520" w:hanging="180"/>
+      </w:pPr>
+    </w:lvl>
+    <w:lvl w:ilvl="3" w:tplc="0409000F" w:tentative="1">
+      <w:start w:val="1"/>
+      <w:numFmt w:val="decimal"/>
+      <w:lvlText w:val="%4."/>
+      <w:lvlJc w:val="left"/>
+      <w:pPr>
+        <w:ind w:left="3240" w:hanging="360"/>
+      </w:pPr>
+    </w:lvl>
+    <w:lvl w:ilvl="4" w:tplc="04090019" w:tentative="1">
+      <w:start w:val="1"/>
+      <w:numFmt w:val="lowerLetter"/>
+      <w:lvlText w:val="%5."/>
+      <w:lvlJc w:val="left"/>
+      <w:pPr>
+        <w:ind w:left="3960" w:hanging="360"/>
+      </w:pPr>
+    </w:lvl>
+    <w:lvl w:ilvl="5" w:tplc="0409001B" w:tentative="1">
+      <w:start w:val="1"/>
+      <w:numFmt w:val="lowerRoman"/>
+      <w:lvlText w:val="%6."/>
+      <w:lvlJc w:val="right"/>
+      <w:pPr>
+        <w:ind w:left="4680" w:hanging="180"/>
+      </w:pPr>
+    </w:lvl>
+    <w:lvl w:ilvl="6" w:tplc="0409000F" w:tentative="1">
+      <w:start w:val="1"/>
+      <w:numFmt w:val="decimal"/>
+      <w:lvlText w:val="%7."/>
+      <w:lvlJc w:val="left"/>
+      <w:pPr>
+        <w:ind w:left="5400" w:hanging="360"/>
+      </w:pPr>
+    </w:lvl>
+    <w:lvl w:ilvl="7" w:tplc="04090019" w:tentative="1">
+      <w:start w:val="1"/>
+      <w:numFmt w:val="lowerLetter"/>
+      <w:lvlText w:val="%8."/>
+      <w:lvlJc w:val="left"/>
+      <w:pPr>
+        <w:ind w:left="6120" w:hanging="360"/>
+      </w:pPr>
+    </w:lvl>
+    <w:lvl w:ilvl="8" w:tplc="0409001B" w:tentative="1">
+      <w:start w:val="1"/>
+      <w:numFmt w:val="lowerRoman"/>
+      <w:lvlText w:val="%9."/>
+      <w:lvlJc w:val="right"/>
+      <w:pPr>
+        <w:ind w:left="6840" w:hanging="180"/>
+      </w:pPr>
+    </w:lvl>
+  </w:abstractNum>
+  <w:abstractNum w:abstractNumId="1" w15:restartNumberingAfterBreak="0">
+    <w:nsid w:val="2FB55ECB"/>
+    <w:multiLevelType w:val="hybridMultilevel"/>
+    <w:tmpl w:val="9F121290"/>
+    <w:lvl w:ilvl="0" w:tplc="BC4403FE">
+      <w:start w:val="1"/>
+      <w:numFmt w:val="decimal"/>
+      <w:lvlText w:val="%1."/>
+      <w:lvlJc w:val="left"/>
+      <w:pPr>
+        <w:ind w:left="720" w:hanging="360"/>
+      </w:pPr>
+      <w:rPr>
+        <w:rFonts w:hint="default"/>
+      </w:rPr>
+    </w:lvl>
+    <w:lvl w:ilvl="1" w:tplc="04090019" w:tentative="1">
+      <w:start w:val="1"/>
+      <w:numFmt w:val="lowerLetter"/>
+      <w:lvlText w:val="%2."/>
+      <w:lvlJc w:val="left"/>
+      <w:pPr>
+        <w:ind w:left="1440" w:hanging="360"/>
+      </w:pPr>
+    </w:lvl>
+    <w:lvl w:ilvl="2" w:tplc="0409001B" w:tentative="1">
+      <w:start w:val="1"/>
+      <w:numFmt w:val="lowerRoman"/>
+      <w:lvlText w:val="%3."/>
+      <w:lvlJc w:val="right"/>
+      <w:pPr>
+        <w:ind w:left="2160" w:hanging="180"/>
+      </w:pPr>
+    </w:lvl>
+    <w:lvl w:ilvl="3" w:tplc="0409000F" w:tentative="1">
+      <w:start w:val="1"/>
+      <w:numFmt w:val="decimal"/>
+      <w:lvlText w:val="%4."/>
+      <w:lvlJc w:val="left"/>
+      <w:pPr>
+        <w:ind w:left="2880" w:hanging="360"/>
+      </w:pPr>
+    </w:lvl>
+    <w:lvl w:ilvl="4" w:tplc="04090019" w:tentative="1">
+      <w:start w:val="1"/>
+      <w:numFmt w:val="lowerLetter"/>
+      <w:lvlText w:val="%5."/>
+      <w:lvlJc w:val="left"/>
+      <w:pPr>
+        <w:ind w:left="3600" w:hanging="360"/>
+      </w:pPr>
+    </w:lvl>
+    <w:lvl w:ilvl="5" w:tplc="0409001B" w:tentative="1">
+      <w:start w:val="1"/>
+      <w:numFmt w:val="lowerRoman"/>
+      <w:lvlText w:val="%6."/>
+      <w:lvlJc w:val="right"/>
+      <w:pPr>
+        <w:ind w:left="4320" w:hanging="180"/>
+      </w:pPr>
+    </w:lvl>
+    <w:lvl w:ilvl="6" w:tplc="0409000F" w:tentative="1">
+      <w:start w:val="1"/>
+      <w:numFmt w:val="decimal"/>
+      <w:lvlText w:val="%7."/>
+      <w:lvlJc w:val="left"/>
+      <w:pPr>
+        <w:ind w:left="5040" w:hanging="360"/>
+      </w:pPr>
+    </w:lvl>
+    <w:lvl w:ilvl="7" w:tplc="04090019" w:tentative="1">
+      <w:start w:val="1"/>
+      <w:numFmt w:val="lowerLetter"/>
+      <w:lvlText w:val="%8."/>
+      <w:lvlJc w:val="left"/>
+      <w:pPr>
+        <w:ind w:left="5760" w:hanging="360"/>
+      </w:pPr>
+    </w:lvl>
+    <w:lvl w:ilvl="8" w:tplc="0409001B" w:tentative="1">
+      <w:start w:val="1"/>
+      <w:numFmt w:val="lowerRoman"/>
+      <w:lvlText w:val="%9."/>
+      <w:lvlJc w:val="right"/>
+      <w:pPr>
+        <w:ind w:left="6480" w:hanging="180"/>
+      </w:pPr>
+    </w:lvl>
+  </w:abstractNum>
+  <w:abstractNum w:abstractNumId="2" w15:restartNumberingAfterBreak="0">
+    <w:nsid w:val="39192950"/>
+    <w:multiLevelType w:val="hybridMultilevel"/>
+    <w:tmpl w:val="BC081F6E"/>
+    <w:lvl w:ilvl="0" w:tplc="03789578">
+      <w:start w:val="1"/>
+      <w:numFmt w:val="decimal"/>
+      <w:lvlText w:val="%1."/>
+      <w:lvlJc w:val="left"/>
+      <w:pPr>
+        <w:ind w:left="720" w:hanging="360"/>
+      </w:pPr>
+      <w:rPr>
+        <w:rFonts w:hint="default"/>
+      </w:rPr>
+    </w:lvl>
+    <w:lvl w:ilvl="1" w:tplc="04090019" w:tentative="1">
+      <w:start w:val="1"/>
+      <w:numFmt w:val="lowerLetter"/>
+      <w:lvlText w:val="%2."/>
+      <w:lvlJc w:val="left"/>
+      <w:pPr>
+        <w:ind w:left="1440" w:hanging="360"/>
+      </w:pPr>
+    </w:lvl>
+    <w:lvl w:ilvl="2" w:tplc="0409001B" w:tentative="1">
+      <w:start w:val="1"/>
+      <w:numFmt w:val="lowerRoman"/>
+      <w:lvlText w:val="%3."/>
+      <w:lvlJc w:val="right"/>
+      <w:pPr>
+        <w:ind w:left="2160" w:hanging="180"/>
+      </w:pPr>
+    </w:lvl>
+    <w:lvl w:ilvl="3" w:tplc="0409000F" w:tentative="1">
+      <w:start w:val="1"/>
+      <w:numFmt w:val="decimal"/>
+      <w:lvlText w:val="%4."/>
+      <w:lvlJc w:val="left"/>
+      <w:pPr>
+        <w:ind w:left="2880" w:hanging="360"/>
+      </w:pPr>
+    </w:lvl>
+    <w:lvl w:ilvl="4" w:tplc="04090019" w:tentative="1">
+      <w:start w:val="1"/>
+      <w:numFmt w:val="lowerLetter"/>
+      <w:lvlText w:val="%5."/>
+      <w:lvlJc w:val="left"/>
+      <w:pPr>
+        <w:ind w:left="3600" w:hanging="360"/>
+      </w:pPr>
+    </w:lvl>
+    <w:lvl w:ilvl="5" w:tplc="0409001B" w:tentative="1">
+      <w:start w:val="1"/>
+      <w:numFmt w:val="lowerRoman"/>
+      <w:lvlText w:val="%6."/>
+      <w:lvlJc w:val="right"/>
+      <w:pPr>
+        <w:ind w:left="4320" w:hanging="180"/>
+      </w:pPr>
+    </w:lvl>
+    <w:lvl w:ilvl="6" w:tplc="0409000F" w:tentative="1">
+      <w:start w:val="1"/>
+      <w:numFmt w:val="decimal"/>
+      <w:lvlText w:val="%7."/>
+      <w:lvlJc w:val="left"/>
+      <w:pPr>
+        <w:ind w:left="5040" w:hanging="360"/>
+      </w:pPr>
+    </w:lvl>
+    <w:lvl w:ilvl="7" w:tplc="04090019" w:tentative="1">
+      <w:start w:val="1"/>
+      <w:numFmt w:val="lowerLetter"/>
+      <w:lvlText w:val="%8."/>
+      <w:lvlJc w:val="left"/>
+      <w:pPr>
+        <w:ind w:left="5760" w:hanging="360"/>
+      </w:pPr>
+    </w:lvl>
+    <w:lvl w:ilvl="8" w:tplc="0409001B" w:tentative="1">
+      <w:start w:val="1"/>
+      <w:numFmt w:val="lowerRoman"/>
+      <w:lvlText w:val="%9."/>
+      <w:lvlJc w:val="right"/>
+      <w:pPr>
+        <w:ind w:left="6480" w:hanging="180"/>
+      </w:pPr>
+    </w:lvl>
+  </w:abstractNum>
+  <w:abstractNum w:abstractNumId="3" w15:restartNumberingAfterBreak="0">
     <w:nsid w:val="70E30BF9"/>
     <w:multiLevelType w:val="hybridMultilevel"/>
     <w:tmpl w:val="F0243CC0"/>
@@ -250,8 +1925,293 @@
       </w:pPr>
     </w:lvl>
   </w:abstractNum>
+  <w:abstractNum w:abstractNumId="4" w15:restartNumberingAfterBreak="0">
+    <w:nsid w:val="7AF1487E"/>
+    <w:multiLevelType w:val="hybridMultilevel"/>
+    <w:tmpl w:val="C1347888"/>
+    <w:lvl w:ilvl="0" w:tplc="8CB8009C">
+      <w:start w:val="1"/>
+      <w:numFmt w:val="decimal"/>
+      <w:lvlText w:val="%1."/>
+      <w:lvlJc w:val="left"/>
+      <w:pPr>
+        <w:ind w:left="720" w:hanging="360"/>
+      </w:pPr>
+      <w:rPr>
+        <w:rFonts w:hint="default"/>
+      </w:rPr>
+    </w:lvl>
+    <w:lvl w:ilvl="1" w:tplc="04090019" w:tentative="1">
+      <w:start w:val="1"/>
+      <w:numFmt w:val="lowerLetter"/>
+      <w:lvlText w:val="%2."/>
+      <w:lvlJc w:val="left"/>
+      <w:pPr>
+        <w:ind w:left="1440" w:hanging="360"/>
+      </w:pPr>
+    </w:lvl>
+    <w:lvl w:ilvl="2" w:tplc="0409001B" w:tentative="1">
+      <w:start w:val="1"/>
+      <w:numFmt w:val="lowerRoman"/>
+      <w:lvlText w:val="%3."/>
+      <w:lvlJc w:val="right"/>
+      <w:pPr>
+        <w:ind w:left="2160" w:hanging="180"/>
+      </w:pPr>
+    </w:lvl>
+    <w:lvl w:ilvl="3" w:tplc="0409000F" w:tentative="1">
+      <w:start w:val="1"/>
+      <w:numFmt w:val="decimal"/>
+      <w:lvlText w:val="%4."/>
+      <w:lvlJc w:val="left"/>
+      <w:pPr>
+        <w:ind w:left="2880" w:hanging="360"/>
+      </w:pPr>
+    </w:lvl>
+    <w:lvl w:ilvl="4" w:tplc="04090019" w:tentative="1">
+      <w:start w:val="1"/>
+      <w:numFmt w:val="lowerLetter"/>
+      <w:lvlText w:val="%5."/>
+      <w:lvlJc w:val="left"/>
+      <w:pPr>
+        <w:ind w:left="3600" w:hanging="360"/>
+      </w:pPr>
+    </w:lvl>
+    <w:lvl w:ilvl="5" w:tplc="0409001B" w:tentative="1">
+      <w:start w:val="1"/>
+      <w:numFmt w:val="lowerRoman"/>
+      <w:lvlText w:val="%6."/>
+      <w:lvlJc w:val="right"/>
+      <w:pPr>
+        <w:ind w:left="4320" w:hanging="180"/>
+      </w:pPr>
+    </w:lvl>
+    <w:lvl w:ilvl="6" w:tplc="0409000F" w:tentative="1">
+      <w:start w:val="1"/>
+      <w:numFmt w:val="decimal"/>
+      <w:lvlText w:val="%7."/>
+      <w:lvlJc w:val="left"/>
+      <w:pPr>
+        <w:ind w:left="5040" w:hanging="360"/>
+      </w:pPr>
+    </w:lvl>
+    <w:lvl w:ilvl="7" w:tplc="04090019" w:tentative="1">
+      <w:start w:val="1"/>
+      <w:numFmt w:val="lowerLetter"/>
+      <w:lvlText w:val="%8."/>
+      <w:lvlJc w:val="left"/>
+      <w:pPr>
+        <w:ind w:left="5760" w:hanging="360"/>
+      </w:pPr>
+    </w:lvl>
+    <w:lvl w:ilvl="8" w:tplc="0409001B" w:tentative="1">
+      <w:start w:val="1"/>
+      <w:numFmt w:val="lowerRoman"/>
+      <w:lvlText w:val="%9."/>
+      <w:lvlJc w:val="right"/>
+      <w:pPr>
+        <w:ind w:left="6480" w:hanging="180"/>
+      </w:pPr>
+    </w:lvl>
+  </w:abstractNum>
+  <w:abstractNum w:abstractNumId="5" w15:restartNumberingAfterBreak="0">
+    <w:nsid w:val="7C633630"/>
+    <w:multiLevelType w:val="hybridMultilevel"/>
+    <w:tmpl w:val="69208030"/>
+    <w:lvl w:ilvl="0" w:tplc="DFEE4ECC">
+      <w:start w:val="1"/>
+      <w:numFmt w:val="decimal"/>
+      <w:lvlText w:val="%1."/>
+      <w:lvlJc w:val="left"/>
+      <w:pPr>
+        <w:ind w:left="720" w:hanging="360"/>
+      </w:pPr>
+      <w:rPr>
+        <w:rFonts w:hint="default"/>
+      </w:rPr>
+    </w:lvl>
+    <w:lvl w:ilvl="1" w:tplc="04090019" w:tentative="1">
+      <w:start w:val="1"/>
+      <w:numFmt w:val="lowerLetter"/>
+      <w:lvlText w:val="%2."/>
+      <w:lvlJc w:val="left"/>
+      <w:pPr>
+        <w:ind w:left="1440" w:hanging="360"/>
+      </w:pPr>
+    </w:lvl>
+    <w:lvl w:ilvl="2" w:tplc="0409001B" w:tentative="1">
+      <w:start w:val="1"/>
+      <w:numFmt w:val="lowerRoman"/>
+      <w:lvlText w:val="%3."/>
+      <w:lvlJc w:val="right"/>
+      <w:pPr>
+        <w:ind w:left="2160" w:hanging="180"/>
+      </w:pPr>
+    </w:lvl>
+    <w:lvl w:ilvl="3" w:tplc="0409000F" w:tentative="1">
+      <w:start w:val="1"/>
+      <w:numFmt w:val="decimal"/>
+      <w:lvlText w:val="%4."/>
+      <w:lvlJc w:val="left"/>
+      <w:pPr>
+        <w:ind w:left="2880" w:hanging="360"/>
+      </w:pPr>
+    </w:lvl>
+    <w:lvl w:ilvl="4" w:tplc="04090019" w:tentative="1">
+      <w:start w:val="1"/>
+      <w:numFmt w:val="lowerLetter"/>
+      <w:lvlText w:val="%5."/>
+      <w:lvlJc w:val="left"/>
+      <w:pPr>
+        <w:ind w:left="3600" w:hanging="360"/>
+      </w:pPr>
+    </w:lvl>
+    <w:lvl w:ilvl="5" w:tplc="0409001B" w:tentative="1">
+      <w:start w:val="1"/>
+      <w:numFmt w:val="lowerRoman"/>
+      <w:lvlText w:val="%6."/>
+      <w:lvlJc w:val="right"/>
+      <w:pPr>
+        <w:ind w:left="4320" w:hanging="180"/>
+      </w:pPr>
+    </w:lvl>
+    <w:lvl w:ilvl="6" w:tplc="0409000F" w:tentative="1">
+      <w:start w:val="1"/>
+      <w:numFmt w:val="decimal"/>
+      <w:lvlText w:val="%7."/>
+      <w:lvlJc w:val="left"/>
+      <w:pPr>
+        <w:ind w:left="5040" w:hanging="360"/>
+      </w:pPr>
+    </w:lvl>
+    <w:lvl w:ilvl="7" w:tplc="04090019" w:tentative="1">
+      <w:start w:val="1"/>
+      <w:numFmt w:val="lowerLetter"/>
+      <w:lvlText w:val="%8."/>
+      <w:lvlJc w:val="left"/>
+      <w:pPr>
+        <w:ind w:left="5760" w:hanging="360"/>
+      </w:pPr>
+    </w:lvl>
+    <w:lvl w:ilvl="8" w:tplc="0409001B" w:tentative="1">
+      <w:start w:val="1"/>
+      <w:numFmt w:val="lowerRoman"/>
+      <w:lvlText w:val="%9."/>
+      <w:lvlJc w:val="right"/>
+      <w:pPr>
+        <w:ind w:left="6480" w:hanging="180"/>
+      </w:pPr>
+    </w:lvl>
+  </w:abstractNum>
+  <w:abstractNum w:abstractNumId="6" w15:restartNumberingAfterBreak="0">
+    <w:nsid w:val="7E1C5AF9"/>
+    <w:multiLevelType w:val="hybridMultilevel"/>
+    <w:tmpl w:val="9C40CAC8"/>
+    <w:lvl w:ilvl="0" w:tplc="C6C29B9E">
+      <w:start w:val="1"/>
+      <w:numFmt w:val="decimal"/>
+      <w:lvlText w:val="%1."/>
+      <w:lvlJc w:val="left"/>
+      <w:pPr>
+        <w:ind w:left="720" w:hanging="360"/>
+      </w:pPr>
+      <w:rPr>
+        <w:rFonts w:hint="default"/>
+      </w:rPr>
+    </w:lvl>
+    <w:lvl w:ilvl="1" w:tplc="04090019" w:tentative="1">
+      <w:start w:val="1"/>
+      <w:numFmt w:val="lowerLetter"/>
+      <w:lvlText w:val="%2."/>
+      <w:lvlJc w:val="left"/>
+      <w:pPr>
+        <w:ind w:left="1440" w:hanging="360"/>
+      </w:pPr>
+    </w:lvl>
+    <w:lvl w:ilvl="2" w:tplc="0409001B" w:tentative="1">
+      <w:start w:val="1"/>
+      <w:numFmt w:val="lowerRoman"/>
+      <w:lvlText w:val="%3."/>
+      <w:lvlJc w:val="right"/>
+      <w:pPr>
+        <w:ind w:left="2160" w:hanging="180"/>
+      </w:pPr>
+    </w:lvl>
+    <w:lvl w:ilvl="3" w:tplc="0409000F" w:tentative="1">
+      <w:start w:val="1"/>
+      <w:numFmt w:val="decimal"/>
+      <w:lvlText w:val="%4."/>
+      <w:lvlJc w:val="left"/>
+      <w:pPr>
+        <w:ind w:left="2880" w:hanging="360"/>
+      </w:pPr>
+    </w:lvl>
+    <w:lvl w:ilvl="4" w:tplc="04090019" w:tentative="1">
+      <w:start w:val="1"/>
+      <w:numFmt w:val="lowerLetter"/>
+      <w:lvlText w:val="%5."/>
+      <w:lvlJc w:val="left"/>
+      <w:pPr>
+        <w:ind w:left="3600" w:hanging="360"/>
+      </w:pPr>
+    </w:lvl>
+    <w:lvl w:ilvl="5" w:tplc="0409001B" w:tentative="1">
+      <w:start w:val="1"/>
+      <w:numFmt w:val="lowerRoman"/>
+      <w:lvlText w:val="%6."/>
+      <w:lvlJc w:val="right"/>
+      <w:pPr>
+        <w:ind w:left="4320" w:hanging="180"/>
+      </w:pPr>
+    </w:lvl>
+    <w:lvl w:ilvl="6" w:tplc="0409000F" w:tentative="1">
+      <w:start w:val="1"/>
+      <w:numFmt w:val="decimal"/>
+      <w:lvlText w:val="%7."/>
+      <w:lvlJc w:val="left"/>
+      <w:pPr>
+        <w:ind w:left="5040" w:hanging="360"/>
+      </w:pPr>
+    </w:lvl>
+    <w:lvl w:ilvl="7" w:tplc="04090019" w:tentative="1">
+      <w:start w:val="1"/>
+      <w:numFmt w:val="lowerLetter"/>
+      <w:lvlText w:val="%8."/>
+      <w:lvlJc w:val="left"/>
+      <w:pPr>
+        <w:ind w:left="5760" w:hanging="360"/>
+      </w:pPr>
+    </w:lvl>
+    <w:lvl w:ilvl="8" w:tplc="0409001B" w:tentative="1">
+      <w:start w:val="1"/>
+      <w:numFmt w:val="lowerRoman"/>
+      <w:lvlText w:val="%9."/>
+      <w:lvlJc w:val="right"/>
+      <w:pPr>
+        <w:ind w:left="6480" w:hanging="180"/>
+      </w:pPr>
+    </w:lvl>
+  </w:abstractNum>
   <w:num w:numId="1" w16cid:durableId="966279598">
+    <w:abstractNumId w:val="3"/>
+  </w:num>
+  <w:num w:numId="2" w16cid:durableId="844709053">
+    <w:abstractNumId w:val="5"/>
+  </w:num>
+  <w:num w:numId="3" w16cid:durableId="1098796955">
+    <w:abstractNumId w:val="4"/>
+  </w:num>
+  <w:num w:numId="4" w16cid:durableId="1252738025">
+    <w:abstractNumId w:val="2"/>
+  </w:num>
+  <w:num w:numId="5" w16cid:durableId="53282662">
     <w:abstractNumId w:val="0"/>
+  </w:num>
+  <w:num w:numId="6" w16cid:durableId="1961690361">
+    <w:abstractNumId w:val="6"/>
+  </w:num>
+  <w:num w:numId="7" w16cid:durableId="957297505">
+    <w:abstractNumId w:val="1"/>
   </w:num>
 </w:numbering>
 </file>
@@ -723,6 +2683,29 @@
       <w:contextualSpacing/>
     </w:pPr>
   </w:style>
+  <w:style w:type="character" w:styleId="Hyperlink">
+    <w:name w:val="Hyperlink"/>
+    <w:basedOn w:val="DefaultParagraphFont"/>
+    <w:uiPriority w:val="99"/>
+    <w:unhideWhenUsed/>
+    <w:rsid w:val="00116472"/>
+    <w:rPr>
+      <w:color w:val="0563C1" w:themeColor="hyperlink"/>
+      <w:u w:val="single"/>
+    </w:rPr>
+  </w:style>
+  <w:style w:type="character" w:styleId="UnresolvedMention">
+    <w:name w:val="Unresolved Mention"/>
+    <w:basedOn w:val="DefaultParagraphFont"/>
+    <w:uiPriority w:val="99"/>
+    <w:semiHidden/>
+    <w:unhideWhenUsed/>
+    <w:rsid w:val="00116472"/>
+    <w:rPr>
+      <w:color w:val="605E5C"/>
+      <w:shd w:val="clear" w:color="auto" w:fill="E1DFDD"/>
+    </w:rPr>
+  </w:style>
 </w:styles>
 </file>
 
